--- a/Screenshots & Notes/Week 5 (Container Registry).docx
+++ b/Screenshots & Notes/Week 5 (Container Registry).docx
@@ -1186,7 +1186,7 @@
       </w:r>
       <w:r>
         <w:rPr>
-          <w:rStyle w:val="6"/>
+          <w:rStyle w:val="7"/>
           <w:rFonts w:hint="default" w:ascii="Calibri" w:hAnsi="Calibri" w:cs="Calibri"/>
           <w:spacing w:val="-2"/>
           <w:sz w:val="24"/>
@@ -3444,6 +3444,102 @@
     <w:p>
       <w:pPr>
         <w:pStyle w:val="5"/>
+        <w:numPr>
+          <w:numId w:val="0"/>
+        </w:numPr>
+        <w:spacing w:before="51" w:line="259" w:lineRule="auto"/>
+        <w:ind w:left="379" w:leftChars="0" w:right="1771" w:rightChars="0"/>
+        <w:rPr>
+          <w:rFonts w:hint="default" w:ascii="Calibri" w:hAnsi="Calibri" w:cs="Calibri"/>
+          <w:b/>
+          <w:bCs/>
+          <w:sz w:val="28"/>
+          <w:szCs w:val="28"/>
+        </w:rPr>
+      </w:pPr>
+    </w:p>
+    <w:p>
+      <w:pPr>
+        <w:pStyle w:val="5"/>
+        <w:numPr>
+          <w:numId w:val="0"/>
+        </w:numPr>
+        <w:spacing w:before="51" w:line="259" w:lineRule="auto"/>
+        <w:ind w:right="1771" w:rightChars="0"/>
+        <w:rPr>
+          <w:rFonts w:hint="default" w:ascii="Calibri" w:hAnsi="Calibri" w:cs="Calibri"/>
+          <w:b w:val="0"/>
+          <w:bCs w:val="0"/>
+          <w:sz w:val="24"/>
+          <w:szCs w:val="24"/>
+          <w:lang w:val="en-GB"/>
+        </w:rPr>
+      </w:pPr>
+      <w:r>
+        <w:rPr>
+          <w:rFonts w:hint="default" w:ascii="Calibri" w:hAnsi="Calibri" w:cs="Calibri"/>
+          <w:b w:val="0"/>
+          <w:bCs w:val="0"/>
+          <w:sz w:val="24"/>
+          <w:szCs w:val="24"/>
+          <w:lang w:val="en-GB"/>
+        </w:rPr>
+        <w:t>On your Jenkins server =&gt;</w:t>
+      </w:r>
+    </w:p>
+    <w:p>
+      <w:pPr>
+        <w:pStyle w:val="5"/>
+        <w:numPr>
+          <w:numId w:val="0"/>
+        </w:numPr>
+        <w:spacing w:before="51" w:line="259" w:lineRule="auto"/>
+        <w:ind w:right="1771" w:rightChars="0"/>
+        <w:rPr>
+          <w:rFonts w:hint="default" w:ascii="Calibri" w:hAnsi="Calibri" w:cs="Calibri"/>
+          <w:b w:val="0"/>
+          <w:bCs w:val="0"/>
+          <w:sz w:val="24"/>
+          <w:szCs w:val="24"/>
+          <w:lang w:val="en-GB"/>
+        </w:rPr>
+      </w:pPr>
+      <w:r>
+        <w:rPr>
+          <w:rFonts w:hint="default" w:ascii="Calibri" w:hAnsi="Calibri" w:cs="Calibri"/>
+          <w:b w:val="0"/>
+          <w:bCs w:val="0"/>
+          <w:sz w:val="24"/>
+          <w:szCs w:val="24"/>
+          <w:lang w:val="en-GB"/>
+        </w:rPr>
+        <w:t>S</w:t>
+      </w:r>
+      <w:r>
+        <w:rPr>
+          <w:rFonts w:hint="default" w:ascii="Calibri" w:hAnsi="Calibri" w:cs="Calibri"/>
+          <w:b w:val="0"/>
+          <w:bCs w:val="0"/>
+          <w:sz w:val="24"/>
+          <w:szCs w:val="24"/>
+        </w:rPr>
+        <w:t xml:space="preserve">witch to Jenkins </w:t>
+      </w:r>
+      <w:r>
+        <w:rPr>
+          <w:rFonts w:hint="default" w:ascii="Calibri" w:hAnsi="Calibri" w:cs="Calibri"/>
+          <w:b w:val="0"/>
+          <w:bCs w:val="0"/>
+          <w:sz w:val="24"/>
+          <w:szCs w:val="24"/>
+          <w:lang w:val="en-GB"/>
+        </w:rPr>
+        <w:t>user: sudo su - jenkins</w:t>
+      </w:r>
+    </w:p>
+    <w:p>
+      <w:pPr>
+        <w:pStyle w:val="5"/>
         <w:spacing w:before="51" w:line="259" w:lineRule="auto"/>
         <w:ind w:right="1771"/>
         <w:rPr>
@@ -3464,18 +3560,7 @@
           <w:szCs w:val="24"/>
           <w:lang w:val="en-GB"/>
         </w:rPr>
-        <w:t xml:space="preserve">On your Jenkins server, make sure:  </w:t>
-      </w:r>
-      <w:r>
-        <w:rPr>
-          <w:rFonts w:hint="default" w:ascii="Calibri" w:hAnsi="Calibri" w:cs="Calibri"/>
-          <w:b w:val="0"/>
-          <w:bCs w:val="0"/>
-          <w:sz w:val="24"/>
-          <w:szCs w:val="24"/>
-          <w:lang w:val="en-GB"/>
-        </w:rPr>
-        <w:t>sudo docker login</w:t>
+        <w:t xml:space="preserve">Login to docker hub: docker login </w:t>
       </w:r>
     </w:p>
     <w:p>
@@ -3492,6 +3577,17 @@
           <w:lang w:val="en-GB"/>
         </w:rPr>
       </w:pPr>
+      <w:r>
+        <w:rPr>
+          <w:rFonts w:hint="default" w:ascii="Calibri" w:hAnsi="Calibri" w:cs="Calibri"/>
+          <w:b w:val="0"/>
+          <w:bCs w:val="0"/>
+          <w:sz w:val="24"/>
+          <w:szCs w:val="24"/>
+          <w:lang w:val="en-GB"/>
+        </w:rPr>
+        <w:t>Enter your docker hub username and password</w:t>
+      </w:r>
     </w:p>
     <w:p>
       <w:pPr>
@@ -3499,25 +3595,14 @@
         <w:spacing w:before="51" w:line="259" w:lineRule="auto"/>
         <w:ind w:right="1771"/>
         <w:rPr>
-          <w:rFonts w:hint="default" w:ascii="Calibri" w:hAnsi="Calibri"/>
-          <w:b w:val="0"/>
-          <w:bCs w:val="0"/>
-          <w:sz w:val="24"/>
-          <w:szCs w:val="24"/>
-          <w:lang w:val="en-GB"/>
-        </w:rPr>
-      </w:pPr>
-      <w:r>
-        <w:rPr>
-          <w:rFonts w:hint="default" w:ascii="Calibri" w:hAnsi="Calibri"/>
-          <w:b w:val="0"/>
-          <w:bCs w:val="0"/>
-          <w:sz w:val="24"/>
-          <w:szCs w:val="24"/>
-          <w:lang w:val="en-GB"/>
-        </w:rPr>
-        <w:t>git add Jenkinsfile</w:t>
-      </w:r>
+          <w:rFonts w:hint="default" w:ascii="Calibri" w:hAnsi="Calibri" w:cs="Calibri"/>
+          <w:b w:val="0"/>
+          <w:bCs w:val="0"/>
+          <w:sz w:val="24"/>
+          <w:szCs w:val="24"/>
+          <w:lang w:val="en-GB"/>
+        </w:rPr>
+      </w:pPr>
     </w:p>
     <w:p>
       <w:pPr>
@@ -3525,24 +3610,24 @@
         <w:spacing w:before="51" w:line="259" w:lineRule="auto"/>
         <w:ind w:right="1771"/>
         <w:rPr>
-          <w:rFonts w:hint="default" w:ascii="Calibri" w:hAnsi="Calibri"/>
-          <w:b w:val="0"/>
-          <w:bCs w:val="0"/>
-          <w:sz w:val="24"/>
-          <w:szCs w:val="24"/>
-          <w:lang w:val="en-GB"/>
-        </w:rPr>
-      </w:pPr>
-      <w:r>
-        <w:rPr>
-          <w:rFonts w:hint="default" w:ascii="Calibri" w:hAnsi="Calibri"/>
-          <w:b w:val="0"/>
-          <w:bCs w:val="0"/>
-          <w:sz w:val="24"/>
-          <w:szCs w:val="24"/>
-          <w:lang w:val="en-GB"/>
-        </w:rPr>
-        <w:t>git commit -m "Automate Docker push in Jenkins"</w:t>
+          <w:rFonts w:hint="default" w:ascii="Calibri" w:hAnsi="Calibri" w:cs="Calibri"/>
+          <w:b w:val="0"/>
+          <w:bCs w:val="0"/>
+          <w:sz w:val="24"/>
+          <w:szCs w:val="24"/>
+          <w:lang w:val="en-GB"/>
+        </w:rPr>
+      </w:pPr>
+      <w:r>
+        <w:rPr>
+          <w:rFonts w:hint="default" w:ascii="Calibri" w:hAnsi="Calibri" w:cs="Calibri"/>
+          <w:b w:val="0"/>
+          <w:bCs w:val="0"/>
+          <w:sz w:val="24"/>
+          <w:szCs w:val="24"/>
+          <w:lang w:val="en-GB"/>
+        </w:rPr>
+        <w:t>This logs docker in for the jenkins user, so pipelines can push images.</w:t>
       </w:r>
     </w:p>
     <w:p>
@@ -3551,25 +3636,14 @@
         <w:spacing w:before="51" w:line="259" w:lineRule="auto"/>
         <w:ind w:right="1771"/>
         <w:rPr>
-          <w:rFonts w:hint="default" w:ascii="Calibri" w:hAnsi="Calibri"/>
-          <w:b w:val="0"/>
-          <w:bCs w:val="0"/>
-          <w:sz w:val="24"/>
-          <w:szCs w:val="24"/>
-          <w:lang w:val="en-GB"/>
-        </w:rPr>
-      </w:pPr>
-      <w:r>
-        <w:rPr>
-          <w:rFonts w:hint="default" w:ascii="Calibri" w:hAnsi="Calibri"/>
-          <w:b w:val="0"/>
-          <w:bCs w:val="0"/>
-          <w:sz w:val="24"/>
-          <w:szCs w:val="24"/>
-          <w:lang w:val="en-GB"/>
-        </w:rPr>
-        <w:t>git push</w:t>
-      </w:r>
+          <w:rFonts w:hint="default" w:ascii="Calibri" w:hAnsi="Calibri" w:cs="Calibri"/>
+          <w:b w:val="0"/>
+          <w:bCs w:val="0"/>
+          <w:sz w:val="24"/>
+          <w:szCs w:val="24"/>
+          <w:lang w:val="en-GB"/>
+        </w:rPr>
+      </w:pPr>
     </w:p>
     <w:p>
       <w:pPr>
@@ -3585,6 +3659,17 @@
           <w:lang w:val="en-GB"/>
         </w:rPr>
       </w:pPr>
+      <w:r>
+        <w:rPr>
+          <w:rFonts w:hint="default" w:ascii="Calibri" w:hAnsi="Calibri"/>
+          <w:b w:val="0"/>
+          <w:bCs w:val="0"/>
+          <w:sz w:val="24"/>
+          <w:szCs w:val="24"/>
+          <w:lang w:val="en-GB"/>
+        </w:rPr>
+        <w:t>git add .</w:t>
+      </w:r>
     </w:p>
     <w:p>
       <w:pPr>
@@ -3600,6 +3685,73 @@
           <w:lang w:val="en-GB"/>
         </w:rPr>
       </w:pPr>
+      <w:r>
+        <w:rPr>
+          <w:rFonts w:hint="default" w:ascii="Calibri" w:hAnsi="Calibri"/>
+          <w:b w:val="0"/>
+          <w:bCs w:val="0"/>
+          <w:sz w:val="24"/>
+          <w:szCs w:val="24"/>
+          <w:lang w:val="en-GB"/>
+        </w:rPr>
+        <w:t>git commit -m "Automate Docker push in Jenkins"</w:t>
+      </w:r>
+    </w:p>
+    <w:p>
+      <w:pPr>
+        <w:pStyle w:val="5"/>
+        <w:spacing w:before="51" w:line="259" w:lineRule="auto"/>
+        <w:ind w:right="1771"/>
+        <w:rPr>
+          <w:rFonts w:hint="default" w:ascii="Calibri" w:hAnsi="Calibri"/>
+          <w:b w:val="0"/>
+          <w:bCs w:val="0"/>
+          <w:sz w:val="24"/>
+          <w:szCs w:val="24"/>
+          <w:lang w:val="en-GB"/>
+        </w:rPr>
+      </w:pPr>
+      <w:r>
+        <w:rPr>
+          <w:rFonts w:hint="default" w:ascii="Calibri" w:hAnsi="Calibri"/>
+          <w:b w:val="0"/>
+          <w:bCs w:val="0"/>
+          <w:sz w:val="24"/>
+          <w:szCs w:val="24"/>
+          <w:lang w:val="en-GB"/>
+        </w:rPr>
+        <w:t>git push</w:t>
+      </w:r>
+    </w:p>
+    <w:p>
+      <w:pPr>
+        <w:pStyle w:val="5"/>
+        <w:spacing w:before="51" w:line="259" w:lineRule="auto"/>
+        <w:ind w:right="1771"/>
+        <w:rPr>
+          <w:rFonts w:hint="default" w:ascii="Calibri" w:hAnsi="Calibri"/>
+          <w:b w:val="0"/>
+          <w:bCs w:val="0"/>
+          <w:sz w:val="24"/>
+          <w:szCs w:val="24"/>
+          <w:lang w:val="en-GB"/>
+        </w:rPr>
+      </w:pPr>
+    </w:p>
+    <w:p>
+      <w:pPr>
+        <w:pStyle w:val="5"/>
+        <w:spacing w:before="51" w:line="259" w:lineRule="auto"/>
+        <w:ind w:right="1771"/>
+        <w:rPr>
+          <w:rFonts w:hint="default" w:ascii="Calibri" w:hAnsi="Calibri"/>
+          <w:b w:val="0"/>
+          <w:bCs w:val="0"/>
+          <w:sz w:val="24"/>
+          <w:szCs w:val="24"/>
+          <w:lang w:val="en-GB"/>
+        </w:rPr>
+      </w:pPr>
     </w:p>
     <w:p>
       <w:pPr>
@@ -3678,6 +3830,172 @@
         </w:rPr>
         <w:t>docker push your-username/repo-name:ltag</w:t>
       </w:r>
+    </w:p>
+    <w:p>
+      <w:pPr>
+        <w:pStyle w:val="5"/>
+        <w:spacing w:before="51" w:line="259" w:lineRule="auto"/>
+        <w:ind w:right="1771" w:firstLine="240" w:firstLineChars="100"/>
+        <w:rPr>
+          <w:rFonts w:hint="default" w:ascii="Calibri" w:hAnsi="Calibri"/>
+          <w:b w:val="0"/>
+          <w:bCs w:val="0"/>
+          <w:sz w:val="24"/>
+          <w:szCs w:val="24"/>
+          <w:lang w:val="en-GB"/>
+        </w:rPr>
+      </w:pPr>
+      <w:r>
+        <w:rPr>
+          <w:rFonts w:hint="default" w:ascii="Calibri" w:hAnsi="Calibri"/>
+          <w:b w:val="0"/>
+          <w:bCs w:val="0"/>
+          <w:sz w:val="24"/>
+          <w:szCs w:val="24"/>
+          <w:lang w:val="en-GB"/>
+        </w:rPr>
+        <w:t>...</w:t>
+      </w:r>
+    </w:p>
+    <w:p>
+      <w:pPr>
+        <w:pStyle w:val="5"/>
+        <w:spacing w:before="51" w:line="259" w:lineRule="auto"/>
+        <w:ind w:right="1771" w:firstLine="240" w:firstLineChars="100"/>
+        <w:rPr>
+          <w:rFonts w:hint="default" w:ascii="Calibri" w:hAnsi="Calibri"/>
+          <w:b w:val="0"/>
+          <w:bCs w:val="0"/>
+          <w:sz w:val="24"/>
+          <w:szCs w:val="24"/>
+          <w:lang w:val="en-GB"/>
+        </w:rPr>
+      </w:pPr>
+      <w:r>
+        <w:rPr>
+          <w:rFonts w:hint="default" w:ascii="Calibri" w:hAnsi="Calibri"/>
+          <w:b w:val="0"/>
+          <w:bCs w:val="0"/>
+          <w:sz w:val="24"/>
+          <w:szCs w:val="24"/>
+          <w:lang w:val="en-GB"/>
+        </w:rPr>
+        <w:t>Pushed</w:t>
+      </w:r>
+    </w:p>
+    <w:p>
+      <w:pPr>
+        <w:pStyle w:val="5"/>
+        <w:spacing w:before="51" w:line="259" w:lineRule="auto"/>
+        <w:ind w:right="1771" w:firstLine="240" w:firstLineChars="100"/>
+        <w:rPr>
+          <w:rFonts w:hint="default" w:ascii="Calibri" w:hAnsi="Calibri"/>
+          <w:b w:val="0"/>
+          <w:bCs w:val="0"/>
+          <w:sz w:val="24"/>
+          <w:szCs w:val="24"/>
+          <w:lang w:val="en-GB"/>
+        </w:rPr>
+      </w:pPr>
+    </w:p>
+    <w:p>
+      <w:pPr>
+        <w:pStyle w:val="5"/>
+        <w:spacing w:before="51" w:line="259" w:lineRule="auto"/>
+        <w:ind w:right="1771" w:firstLine="240" w:firstLineChars="100"/>
+        <w:rPr>
+          <w:rFonts w:hint="default" w:ascii="Calibri" w:hAnsi="Calibri"/>
+          <w:b w:val="0"/>
+          <w:bCs w:val="0"/>
+          <w:sz w:val="24"/>
+          <w:szCs w:val="24"/>
+          <w:lang w:val="en-GB"/>
+        </w:rPr>
+      </w:pPr>
+    </w:p>
+    <w:p>
+      <w:pPr>
+        <w:pStyle w:val="5"/>
+        <w:spacing w:before="51" w:line="259" w:lineRule="auto"/>
+        <w:ind w:right="1771" w:firstLine="280" w:firstLineChars="100"/>
+        <w:rPr>
+          <w:rFonts w:hint="default" w:ascii="Calibri" w:hAnsi="Calibri"/>
+          <w:b/>
+          <w:bCs/>
+          <w:sz w:val="28"/>
+          <w:szCs w:val="28"/>
+          <w:lang w:val="en-GB"/>
+        </w:rPr>
+      </w:pPr>
+      <w:r>
+        <w:rPr>
+          <w:rFonts w:hint="default" w:ascii="Calibri" w:hAnsi="Calibri"/>
+          <w:b/>
+          <w:bCs/>
+          <w:sz w:val="28"/>
+          <w:szCs w:val="28"/>
+          <w:lang w:val="en-GB"/>
+        </w:rPr>
+        <w:t>Week 5 Conclusion</w:t>
+      </w:r>
+    </w:p>
+    <w:p>
+      <w:pPr>
+        <w:pStyle w:val="5"/>
+        <w:spacing w:before="51" w:line="259" w:lineRule="auto"/>
+        <w:ind w:right="1771" w:firstLine="240" w:firstLineChars="100"/>
+        <w:rPr>
+          <w:rFonts w:hint="default" w:ascii="Calibri" w:hAnsi="Calibri"/>
+          <w:b w:val="0"/>
+          <w:bCs w:val="0"/>
+          <w:sz w:val="24"/>
+          <w:szCs w:val="24"/>
+          <w:lang w:val="en-GB"/>
+        </w:rPr>
+      </w:pPr>
+    </w:p>
+    <w:p>
+      <w:pPr>
+        <w:pStyle w:val="5"/>
+        <w:spacing w:before="51" w:line="259" w:lineRule="auto"/>
+        <w:ind w:right="1771"/>
+        <w:jc w:val="left"/>
+        <w:rPr>
+          <w:rFonts w:hint="default" w:ascii="Calibri" w:hAnsi="Calibri"/>
+          <w:b w:val="0"/>
+          <w:bCs w:val="0"/>
+          <w:sz w:val="24"/>
+          <w:szCs w:val="24"/>
+          <w:lang w:val="en-GB"/>
+        </w:rPr>
+      </w:pPr>
+      <w:r>
+        <w:rPr>
+          <w:rFonts w:hint="default" w:ascii="Calibri" w:hAnsi="Calibri"/>
+          <w:b w:val="0"/>
+          <w:bCs w:val="0"/>
+          <w:sz w:val="24"/>
+          <w:szCs w:val="24"/>
+          <w:lang w:val="en-GB"/>
+        </w:rPr>
+        <w:t>In Week 5, we moved beyond just building Docker images to storing and distributing them using Docker Hub.</w:t>
+      </w:r>
+    </w:p>
+    <w:p>
+      <w:pPr>
+        <w:pStyle w:val="5"/>
+        <w:spacing w:before="51" w:line="259" w:lineRule="auto"/>
+        <w:ind w:right="1771"/>
+        <w:jc w:val="left"/>
+        <w:rPr>
+          <w:rFonts w:hint="default" w:ascii="Calibri" w:hAnsi="Calibri"/>
+          <w:b w:val="0"/>
+          <w:bCs w:val="0"/>
+          <w:sz w:val="24"/>
+          <w:szCs w:val="24"/>
+          <w:lang w:val="en-GB"/>
+        </w:rPr>
+      </w:pPr>
       <w:bookmarkStart w:id="0" w:name="_GoBack"/>
       <w:bookmarkEnd w:id="0"/>
     </w:p>
@@ -3685,7 +4003,8 @@
       <w:pPr>
         <w:pStyle w:val="5"/>
         <w:spacing w:before="51" w:line="259" w:lineRule="auto"/>
-        <w:ind w:right="1771" w:firstLine="240" w:firstLineChars="100"/>
+        <w:ind w:right="1771"/>
+        <w:jc w:val="left"/>
         <w:rPr>
           <w:rFonts w:hint="default" w:ascii="Calibri" w:hAnsi="Calibri"/>
           <w:b w:val="0"/>
@@ -3704,7 +4023,93 @@
           <w:szCs w:val="24"/>
           <w:lang w:val="en-GB"/>
         </w:rPr>
-        <w:t>...</w:t>
+        <w:t>Previously, our images were only available on the Jenkins server, which limited how the application could be used. By introducing a container registry, we made the application portable and accessible from anywhere.</w:t>
+      </w:r>
+    </w:p>
+    <w:p>
+      <w:pPr>
+        <w:pStyle w:val="5"/>
+        <w:spacing w:before="51" w:line="259" w:lineRule="auto"/>
+        <w:ind w:right="1771"/>
+        <w:jc w:val="left"/>
+        <w:rPr>
+          <w:rFonts w:hint="default" w:ascii="Calibri" w:hAnsi="Calibri"/>
+          <w:b w:val="0"/>
+          <w:bCs w:val="0"/>
+          <w:sz w:val="24"/>
+          <w:szCs w:val="24"/>
+          <w:lang w:val="en-GB"/>
+        </w:rPr>
+      </w:pPr>
+    </w:p>
+    <w:p>
+      <w:pPr>
+        <w:pStyle w:val="5"/>
+        <w:spacing w:before="51" w:line="259" w:lineRule="auto"/>
+        <w:ind w:right="1771"/>
+        <w:jc w:val="left"/>
+        <w:rPr>
+          <w:rFonts w:hint="default" w:ascii="Calibri" w:hAnsi="Calibri"/>
+          <w:b w:val="0"/>
+          <w:bCs w:val="0"/>
+          <w:sz w:val="24"/>
+          <w:szCs w:val="24"/>
+          <w:lang w:val="en-GB"/>
+        </w:rPr>
+      </w:pPr>
+      <w:r>
+        <w:rPr>
+          <w:rFonts w:hint="default" w:ascii="Calibri" w:hAnsi="Calibri"/>
+          <w:b w:val="0"/>
+          <w:bCs w:val="0"/>
+          <w:sz w:val="24"/>
+          <w:szCs w:val="24"/>
+          <w:lang w:val="en-GB"/>
+        </w:rPr>
+        <w:t>We also automated the entire process in Jenkins, so every code push now builds, tags, and pushes a Docker image without manual intervention.</w:t>
+      </w:r>
+    </w:p>
+    <w:p>
+      <w:pPr>
+        <w:pStyle w:val="5"/>
+        <w:spacing w:before="51" w:line="259" w:lineRule="auto"/>
+        <w:ind w:right="1771"/>
+        <w:jc w:val="left"/>
+        <w:rPr>
+          <w:rFonts w:hint="default" w:ascii="Calibri" w:hAnsi="Calibri"/>
+          <w:b w:val="0"/>
+          <w:bCs w:val="0"/>
+          <w:sz w:val="24"/>
+          <w:szCs w:val="24"/>
+          <w:lang w:val="en-GB"/>
+        </w:rPr>
+      </w:pPr>
+    </w:p>
+    <w:p>
+      <w:pPr>
+        <w:pStyle w:val="5"/>
+        <w:spacing w:before="51" w:line="259" w:lineRule="auto"/>
+        <w:ind w:right="1771"/>
+        <w:jc w:val="left"/>
+        <w:rPr>
+          <w:rFonts w:hint="default" w:ascii="Calibri" w:hAnsi="Calibri"/>
+          <w:b w:val="0"/>
+          <w:bCs w:val="0"/>
+          <w:sz w:val="24"/>
+          <w:szCs w:val="24"/>
+          <w:lang w:val="en-GB"/>
+        </w:rPr>
+      </w:pPr>
+      <w:r>
+        <w:rPr>
+          <w:rFonts w:hint="default" w:ascii="Calibri" w:hAnsi="Calibri"/>
+          <w:b w:val="0"/>
+          <w:bCs w:val="0"/>
+          <w:sz w:val="24"/>
+          <w:szCs w:val="24"/>
+          <w:lang w:val="en-GB"/>
+        </w:rPr>
+        <w:t>Finally, we validated this by pulling and running the image on another environment, proving that the application is consistent and can run anywhere.</w:t>
       </w:r>
     </w:p>
     <w:p>
@@ -3712,6 +4117,7 @@
         <w:pStyle w:val="5"/>
         <w:spacing w:before="51" w:line="259" w:lineRule="auto"/>
         <w:ind w:right="1771" w:firstLine="240" w:firstLineChars="100"/>
+        <w:jc w:val="left"/>
         <w:rPr>
           <w:rFonts w:hint="default" w:ascii="Calibri" w:hAnsi="Calibri"/>
           <w:b w:val="0"/>
@@ -3730,8 +4136,33 @@
           <w:szCs w:val="24"/>
           <w:lang w:val="en-GB"/>
         </w:rPr>
-        <w:t>pushed</w:t>
-      </w:r>
+        <w:pict>
+          <v:rect id="_x0000_i1026" o:spt="1" style="height:1.5pt;width:432pt;" fillcolor="#A0A0A0" filled="t" stroked="f" coordsize="21600,21600" o:hr="t" o:hrstd="t">
+            <v:path/>
+            <v:fill on="t" focussize="0,0"/>
+            <v:stroke on="f"/>
+            <v:imagedata o:title=""/>
+            <o:lock v:ext="edit"/>
+            <w10:wrap type="none"/>
+            <w10:anchorlock/>
+          </v:rect>
+        </w:pict>
+      </w:r>
+    </w:p>
+    <w:p>
+      <w:pPr>
+        <w:pStyle w:val="5"/>
+        <w:spacing w:before="51" w:line="259" w:lineRule="auto"/>
+        <w:ind w:right="1771" w:firstLine="240" w:firstLineChars="100"/>
+        <w:rPr>
+          <w:rFonts w:hint="default" w:ascii="Calibri" w:hAnsi="Calibri"/>
+          <w:b w:val="0"/>
+          <w:bCs w:val="0"/>
+          <w:sz w:val="24"/>
+          <w:szCs w:val="24"/>
+          <w:lang w:val="en-GB"/>
+        </w:rPr>
+      </w:pPr>
     </w:p>
     <w:sectPr>
       <w:pgSz w:w="11920" w:h="16840"/>
@@ -4171,6 +4602,16 @@
     </w:rPr>
   </w:style>
   <w:style w:type="character" w:styleId="6">
+    <w:name w:val="HTML Code"/>
+    <w:basedOn w:val="3"/>
+    <w:uiPriority w:val="0"/>
+    <w:rPr>
+      <w:rFonts w:ascii="Courier New" w:hAnsi="Courier New" w:cs="Courier New"/>
+      <w:sz w:val="20"/>
+      <w:szCs w:val="20"/>
+    </w:rPr>
+  </w:style>
+  <w:style w:type="character" w:styleId="7">
     <w:name w:val="Hyperlink"/>
     <w:basedOn w:val="3"/>
     <w:uiPriority w:val="0"/>
@@ -4179,7 +4620,7 @@
       <w:u w:val="single"/>
     </w:rPr>
   </w:style>
-  <w:style w:type="paragraph" w:styleId="7">
+  <w:style w:type="paragraph" w:styleId="8">
     <w:name w:val="Normal (Web)"/>
     <w:uiPriority w:val="0"/>
     <w:pPr>
@@ -4194,7 +4635,7 @@
       <w:lang w:val="en-US" w:eastAsia="zh-CN" w:bidi="ar"/>
     </w:rPr>
   </w:style>
-  <w:style w:type="character" w:styleId="8">
+  <w:style w:type="character" w:styleId="9">
     <w:name w:val="Strong"/>
     <w:basedOn w:val="3"/>
     <w:qFormat/>
@@ -4204,7 +4645,7 @@
       <w:bCs/>
     </w:rPr>
   </w:style>
-  <w:style w:type="table" w:customStyle="1" w:styleId="9">
+  <w:style w:type="table" w:customStyle="1" w:styleId="10">
     <w:name w:val="Table Normal1"/>
     <w:semiHidden/>
     <w:unhideWhenUsed/>
